--- a/Server/Windows/01.考核/01.期末考试/Windows_Server_2016_期末考试报告单.docx
+++ b/Server/Windows/01.考核/01.期末考试/Windows_Server_2016_期末考试报告单.docx
@@ -848,16 +848,7 @@
                 <w:szCs w:val="22"/>
                 <w:lang w:val="en-US" w:eastAsia="zh-CN" w:bidi="ar-SA"/>
               </w:rPr>
-              <w:t>主域</w:t>
-            </w:r>
-            <w:r>
-              <w:rPr>
-                <w:rFonts w:hint="eastAsia" w:ascii="Heiti TC Light" w:hAnsi="Heiti TC Light" w:eastAsia="Heiti TC Light" w:cs="Heiti TC Light"/>
-                <w:sz w:val="22"/>
-                <w:szCs w:val="22"/>
-                <w:lang w:val="en-US" w:eastAsia="zh-CN" w:bidi="ar-SA"/>
-              </w:rPr>
-              <w:t>成员服务器</w:t>
+              <w:t>主域成员服务器</w:t>
             </w:r>
           </w:p>
         </w:tc>
@@ -1011,16 +1002,7 @@
                 <w:szCs w:val="22"/>
                 <w:lang w:val="en-US" w:eastAsia="zh-CN" w:bidi="ar-SA"/>
               </w:rPr>
-              <w:t>主域</w:t>
-            </w:r>
-            <w:r>
-              <w:rPr>
-                <w:rFonts w:hint="eastAsia" w:ascii="Heiti TC Light" w:hAnsi="Heiti TC Light" w:eastAsia="Heiti TC Light" w:cs="Heiti TC Light"/>
-                <w:sz w:val="22"/>
-                <w:szCs w:val="22"/>
-                <w:lang w:val="en-US" w:eastAsia="zh-CN" w:bidi="ar-SA"/>
-              </w:rPr>
-              <w:t>成员服务器</w:t>
+              <w:t>主域成员服务器</w:t>
             </w:r>
           </w:p>
         </w:tc>
@@ -1156,16 +1138,7 @@
                 <w:szCs w:val="22"/>
                 <w:lang w:val="en-US" w:eastAsia="zh-CN" w:bidi="ar-SA"/>
               </w:rPr>
-              <w:t>主</w:t>
-            </w:r>
-            <w:r>
-              <w:rPr>
-                <w:rFonts w:hint="eastAsia" w:ascii="Heiti TC Light" w:hAnsi="Heiti TC Light" w:eastAsia="Heiti TC Light" w:cs="Heiti TC Light"/>
-                <w:sz w:val="22"/>
-                <w:szCs w:val="22"/>
-                <w:lang w:val="en-US" w:eastAsia="zh-CN" w:bidi="ar-SA"/>
-              </w:rPr>
-              <w:t>域客户端</w:t>
+              <w:t>主域客户端</w:t>
             </w:r>
           </w:p>
         </w:tc>
@@ -1549,14 +1522,7 @@
           <w:rFonts w:hint="eastAsia" w:ascii="Heiti TC Light" w:hAnsi="Heiti TC Light" w:eastAsia="Heiti TC Light" w:cs="Heiti TC Light"/>
           <w:lang w:val="en-US" w:eastAsia="zh-CN"/>
         </w:rPr>
-        <w:t xml:space="preserve">3)  </w:t>
-      </w:r>
-      <w:r>
-        <w:rPr>
-          <w:rFonts w:hint="eastAsia" w:ascii="Heiti TC Light" w:hAnsi="Heiti TC Light" w:eastAsia="Heiti TC Light" w:cs="Heiti TC Light"/>
-          <w:lang w:val="en-US" w:eastAsia="zh-CN"/>
-        </w:rPr>
-        <w:t>在主域的DNS中</w:t>
+        <w:t>3)  在主域的DNS中</w:t>
       </w:r>
       <w:r>
         <w:rPr>
@@ -1593,17 +1559,7 @@
           <w:szCs w:val="22"/>
           <w:lang w:val="en-US" w:eastAsia="en-US" w:bidi="ar-SA"/>
         </w:rPr>
-        <w:t>dns</w:t>
-      </w:r>
-      <w:r>
-        <w:rPr>
-          <w:rFonts w:hint="eastAsia" w:ascii="Heiti TC Light" w:hAnsi="Heiti TC Light" w:eastAsia="Heiti TC Light" w:cs="Heiti TC Light"/>
-          <w:kern w:val="0"/>
-          <w:sz w:val="22"/>
-          <w:szCs w:val="22"/>
-          <w:lang w:val="en-US" w:eastAsia="en-US" w:bidi="ar-SA"/>
-        </w:rPr>
-        <w:t xml:space="preserve"> → </w:t>
+        <w:t xml:space="preserve">dns → </w:t>
       </w:r>
       <w:r>
         <w:rPr>
@@ -1828,6 +1784,7 @@
         <w:keepLines w:val="0"/>
         <w:widowControl/>
         <w:numPr>
+          <w:ilvl w:val="0"/>
           <w:numId w:val="0"/>
         </w:numPr>
         <w:suppressLineNumbers w:val="0"/>
@@ -2042,6 +1999,7 @@
         <w:keepLines w:val="0"/>
         <w:widowControl/>
         <w:numPr>
+          <w:ilvl w:val="0"/>
           <w:numId w:val="0"/>
         </w:numPr>
         <w:suppressLineNumbers w:val="0"/>
@@ -2436,17 +2394,7 @@
           <w:szCs w:val="22"/>
           <w:lang w:val="en-US" w:eastAsia="zh-CN" w:bidi="ar-SA"/>
         </w:rPr>
-        <w:t>f</w:t>
-      </w:r>
-      <w:r>
-        <w:rPr>
-          <w:rFonts w:hint="eastAsia" w:ascii="Heiti TC Light" w:hAnsi="Heiti TC Light" w:eastAsia="Heiti TC Light" w:cs="Heiti TC Light"/>
-          <w:kern w:val="0"/>
-          <w:sz w:val="22"/>
-          <w:szCs w:val="22"/>
-          <w:lang w:val="en-US" w:eastAsia="zh-CN" w:bidi="ar-SA"/>
-        </w:rPr>
-        <w:t>tp</w:t>
+        <w:t>ftp</w:t>
       </w:r>
       <w:r>
         <w:rPr>
@@ -2567,17 +2515,7 @@
           <w:szCs w:val="22"/>
           <w:lang w:val="en-US" w:eastAsia="en-US" w:bidi="ar-SA"/>
         </w:rPr>
-        <w:t>ftp</w:t>
-      </w:r>
-      <w:r>
-        <w:rPr>
-          <w:rFonts w:hint="eastAsia" w:ascii="Heiti TC Light" w:hAnsi="Heiti TC Light" w:eastAsia="Heiti TC Light" w:cs="Heiti TC Light"/>
-          <w:kern w:val="0"/>
-          <w:sz w:val="22"/>
-          <w:szCs w:val="22"/>
-          <w:lang w:val="en-US" w:eastAsia="en-US" w:bidi="ar-SA"/>
-        </w:rPr>
-        <w:t>.</w:t>
+        <w:t>ftp.</w:t>
       </w:r>
       <w:r>
         <w:rPr>
@@ -3405,14 +3343,7 @@
           <w:rFonts w:hint="eastAsia" w:ascii="Heiti TC Light" w:hAnsi="Heiti TC Light" w:eastAsia="Heiti TC Light" w:cs="Heiti TC Light"/>
           <w:lang w:val="en-US" w:eastAsia="zh-CN"/>
         </w:rPr>
-        <w:t>1</w:t>
-      </w:r>
-      <w:r>
-        <w:rPr>
-          <w:rFonts w:hint="eastAsia" w:ascii="Heiti TC Light" w:hAnsi="Heiti TC Light" w:eastAsia="Heiti TC Light" w:cs="Heiti TC Light"/>
-          <w:lang w:val="en-US" w:eastAsia="zh-CN"/>
-        </w:rPr>
-        <w:t>.</w:t>
+        <w:t>1.</w:t>
       </w:r>
       <w:r>
         <w:rPr>
@@ -3433,14 +3364,7 @@
           <w:rFonts w:hint="eastAsia" w:ascii="Heiti TC Light" w:hAnsi="Heiti TC Light" w:eastAsia="Heiti TC Light" w:cs="Heiti TC Light"/>
           <w:lang w:val="en-US" w:eastAsia="zh-CN"/>
         </w:rPr>
-        <w:t>2</w:t>
-      </w:r>
-      <w:r>
-        <w:rPr>
-          <w:rFonts w:hint="eastAsia" w:ascii="Heiti TC Light" w:hAnsi="Heiti TC Light" w:eastAsia="Heiti TC Light" w:cs="Heiti TC Light"/>
-          <w:lang w:val="en-US" w:eastAsia="zh-CN"/>
-        </w:rPr>
-        <w:t>.</w:t>
+        <w:t>2.</w:t>
       </w:r>
       <w:r>
         <w:rPr>
@@ -3752,6 +3676,7 @@
     <w:p>
       <w:pPr>
         <w:numPr>
+          <w:ilvl w:val="0"/>
           <w:numId w:val="0"/>
         </w:numPr>
         <w:bidi w:val="0"/>
@@ -3759,8 +3684,6 @@
           <w:rFonts w:hint="eastAsia" w:ascii="Heiti TC Light" w:hAnsi="Heiti TC Light" w:eastAsia="Heiti TC Light" w:cs="Heiti TC Light"/>
         </w:rPr>
       </w:pPr>
-      <w:bookmarkStart w:id="0" w:name="_GoBack"/>
-      <w:bookmarkEnd w:id="0"/>
     </w:p>
     <w:p>
       <w:pPr>
@@ -4506,19 +4429,7 @@
         <w:rPr>
           <w:rFonts w:hint="eastAsia" w:ascii="Heiti TC Light" w:hAnsi="Heiti TC Light" w:eastAsia="Heiti TC Light" w:cs="Heiti TC Light"/>
         </w:rPr>
-        <w:t>user</w:t>
-      </w:r>
-      <w:r>
-        <w:rPr>
-          <w:rFonts w:hint="eastAsia" w:ascii="Heiti TC Light" w:hAnsi="Heiti TC Light" w:eastAsia="Heiti TC Light" w:cs="Heiti TC Light"/>
-        </w:rPr>
-        <w:t>2</w:t>
-      </w:r>
-      <w:r>
-        <w:rPr>
-          <w:rFonts w:hint="eastAsia" w:ascii="Heiti TC Light" w:hAnsi="Heiti TC Light" w:eastAsia="Heiti TC Light" w:cs="Heiti TC Light"/>
-        </w:rPr>
-        <w:t xml:space="preserve"> 对该文件夹具有完全控制权限，dfs</w:t>
+        <w:t>user2 对该文件夹具有完全控制权限，dfs</w:t>
       </w:r>
       <w:r>
         <w:rPr>
@@ -4532,19 +4443,7 @@
         <w:rPr>
           <w:rFonts w:hint="eastAsia" w:ascii="Heiti TC Light" w:hAnsi="Heiti TC Light" w:eastAsia="Heiti TC Light" w:cs="Heiti TC Light"/>
         </w:rPr>
-        <w:t>user</w:t>
-      </w:r>
-      <w:r>
-        <w:rPr>
-          <w:rFonts w:hint="eastAsia" w:ascii="Heiti TC Light" w:hAnsi="Heiti TC Light" w:eastAsia="Heiti TC Light" w:cs="Heiti TC Light"/>
-        </w:rPr>
-        <w:t>1</w:t>
-      </w:r>
-      <w:r>
-        <w:rPr>
-          <w:rFonts w:hint="eastAsia" w:ascii="Heiti TC Light" w:hAnsi="Heiti TC Light" w:eastAsia="Heiti TC Light" w:cs="Heiti TC Light"/>
-        </w:rPr>
-        <w:t xml:space="preserve"> 具有只读权限。 </w:t>
+        <w:t xml:space="preserve">user1 具有只读权限。 </w:t>
       </w:r>
       <w:r>
         <w:rPr>
@@ -5050,6 +4949,7 @@
     <w:p>
       <w:pPr>
         <w:numPr>
+          <w:ilvl w:val="0"/>
           <w:numId w:val="0"/>
         </w:numPr>
         <w:bidi w:val="0"/>
@@ -5547,33 +5447,6 @@
     </w:p>
     <w:p>
       <w:pPr>
-        <w:bidi w:val="0"/>
-        <w:rPr>
-          <w:rFonts w:hint="eastAsia" w:ascii="Heiti TC Light" w:hAnsi="Heiti TC Light" w:eastAsia="Heiti TC Light" w:cs="Heiti TC Light"/>
-        </w:rPr>
-      </w:pPr>
-      <w:r>
-        <w:rPr>
-          <w:rFonts w:hint="eastAsia" w:ascii="Heiti TC Light" w:hAnsi="Heiti TC Light" w:eastAsia="Heiti TC Light" w:cs="Heiti TC Light"/>
-        </w:rPr>
-        <w:t>【截图：</w:t>
-      </w:r>
-      <w:r>
-        <w:rPr>
-          <w:rFonts w:hint="eastAsia" w:ascii="Heiti TC Light" w:hAnsi="Heiti TC Light" w:eastAsia="Heiti TC Light" w:cs="Heiti TC Light"/>
-          <w:lang w:val="en-US" w:eastAsia="zh-CN"/>
-        </w:rPr>
-        <w:t>复制配置的密钥</w:t>
-      </w:r>
-      <w:r>
-        <w:rPr>
-          <w:rFonts w:hint="eastAsia" w:ascii="Heiti TC Light" w:hAnsi="Heiti TC Light" w:eastAsia="Heiti TC Light" w:cs="Heiti TC Light"/>
-        </w:rPr>
-        <w:t>】</w:t>
-      </w:r>
-    </w:p>
-    <w:p>
-      <w:pPr>
         <w:numPr>
           <w:ilvl w:val="0"/>
           <w:numId w:val="17"/>
@@ -5584,6 +5457,8 @@
           <w:rFonts w:hint="eastAsia" w:ascii="Heiti TC Light" w:hAnsi="Heiti TC Light" w:eastAsia="Heiti TC Light" w:cs="Heiti TC Light"/>
         </w:rPr>
       </w:pPr>
+      <w:bookmarkStart w:id="0" w:name="_GoBack"/>
+      <w:bookmarkEnd w:id="0"/>
       <w:r>
         <w:rPr>
           <w:rFonts w:hint="eastAsia" w:ascii="Heiti TC Light" w:hAnsi="Heiti TC Light" w:eastAsia="Heiti TC Light" w:cs="Heiti TC Light"/>
@@ -6034,1435 +5909,6 @@
           <w:rFonts w:hint="eastAsia" w:ascii="Heiti TC Light" w:hAnsi="Heiti TC Light" w:eastAsia="Heiti TC Light" w:cs="Heiti TC Light"/>
         </w:rPr>
         <w:t xml:space="preserve"> 成功界面】</w:t>
-      </w:r>
-    </w:p>
-    <w:p>
-      <w:pPr>
-        <w:pStyle w:val="4"/>
-        <w:keepNext w:val="0"/>
-        <w:keepLines w:val="0"/>
-        <w:widowControl/>
-        <w:suppressLineNumbers w:val="0"/>
-        <w:rPr>
-          <w:rFonts w:hint="eastAsia" w:ascii="Heiti TC Light" w:hAnsi="Heiti TC Light" w:eastAsia="Heiti TC Light" w:cs="Heiti TC Light"/>
-        </w:rPr>
-      </w:pPr>
-    </w:p>
-    <w:p>
-      <w:pPr>
-        <w:pStyle w:val="4"/>
-        <w:keepNext w:val="0"/>
-        <w:keepLines w:val="0"/>
-        <w:widowControl/>
-        <w:suppressLineNumbers w:val="0"/>
-        <w:rPr>
-          <w:rFonts w:hint="eastAsia" w:ascii="Heiti TC Light" w:hAnsi="Heiti TC Light" w:eastAsia="Heiti TC Light" w:cs="Heiti TC Light"/>
-        </w:rPr>
-      </w:pPr>
-    </w:p>
-    <w:p>
-      <w:pPr>
-        <w:pStyle w:val="4"/>
-        <w:keepNext w:val="0"/>
-        <w:keepLines w:val="0"/>
-        <w:widowControl/>
-        <w:suppressLineNumbers w:val="0"/>
-        <w:rPr>
-          <w:rFonts w:hint="eastAsia" w:ascii="Heiti TC Light" w:hAnsi="Heiti TC Light" w:eastAsia="Heiti TC Light" w:cs="Heiti TC Light"/>
-        </w:rPr>
-      </w:pPr>
-    </w:p>
-    <w:p>
-      <w:pPr>
-        <w:pStyle w:val="4"/>
-        <w:keepNext w:val="0"/>
-        <w:keepLines w:val="0"/>
-        <w:widowControl/>
-        <w:suppressLineNumbers w:val="0"/>
-        <w:rPr>
-          <w:rFonts w:hint="eastAsia" w:ascii="Heiti TC Light" w:hAnsi="Heiti TC Light" w:eastAsia="Heiti TC Light" w:cs="Heiti TC Light"/>
-        </w:rPr>
-      </w:pPr>
-    </w:p>
-    <w:p>
-      <w:pPr>
-        <w:pStyle w:val="4"/>
-        <w:keepNext w:val="0"/>
-        <w:keepLines w:val="0"/>
-        <w:widowControl/>
-        <w:suppressLineNumbers w:val="0"/>
-        <w:rPr>
-          <w:rFonts w:hint="eastAsia" w:ascii="Heiti TC Light" w:hAnsi="Heiti TC Light" w:eastAsia="Heiti TC Light" w:cs="Heiti TC Light"/>
-        </w:rPr>
-      </w:pPr>
-      <w:r>
-        <w:rPr>
-          <w:rFonts w:hint="eastAsia" w:ascii="Heiti TC Light" w:hAnsi="Heiti TC Light" w:eastAsia="Heiti TC Light" w:cs="Heiti TC Light"/>
-        </w:rPr>
-        <w:t>第</w:t>
-      </w:r>
-      <w:r>
-        <w:rPr>
-          <w:rFonts w:hint="eastAsia" w:ascii="Heiti TC Light" w:hAnsi="Heiti TC Light" w:eastAsia="Heiti TC Light" w:cs="Heiti TC Light"/>
-          <w:lang w:val="en-US" w:eastAsia="zh-CN"/>
-        </w:rPr>
-        <w:t xml:space="preserve">七 </w:t>
-      </w:r>
-      <w:r>
-        <w:rPr>
-          <w:rFonts w:hint="eastAsia" w:ascii="Heiti TC Light" w:hAnsi="Heiti TC Light" w:eastAsia="Heiti TC Light" w:cs="Heiti TC Light"/>
-        </w:rPr>
-        <w:t>题 FTP 用户隔离配置</w:t>
-      </w:r>
-    </w:p>
-    <w:p>
-      <w:pPr>
-        <w:pStyle w:val="36"/>
-        <w:keepNext w:val="0"/>
-        <w:keepLines w:val="0"/>
-        <w:widowControl/>
-        <w:numPr>
-          <w:ilvl w:val="0"/>
-          <w:numId w:val="19"/>
-        </w:numPr>
-        <w:suppressLineNumbers w:val="0"/>
-        <w:ind w:left="425" w:leftChars="0" w:hanging="425" w:firstLineChars="0"/>
-        <w:rPr>
-          <w:rFonts w:hint="eastAsia" w:ascii="Heiti TC Light" w:hAnsi="Heiti TC Light" w:eastAsia="Heiti TC Light" w:cs="Heiti TC Light"/>
-          <w:kern w:val="0"/>
-          <w:sz w:val="22"/>
-          <w:szCs w:val="22"/>
-          <w:lang w:val="en-US" w:eastAsia="en-US" w:bidi="ar-SA"/>
-        </w:rPr>
-      </w:pPr>
-      <w:r>
-        <w:rPr>
-          <w:rFonts w:hint="eastAsia" w:ascii="Heiti TC Light" w:hAnsi="Heiti TC Light" w:eastAsia="Heiti TC Light" w:cs="Heiti TC Light"/>
-          <w:kern w:val="0"/>
-          <w:sz w:val="22"/>
-          <w:szCs w:val="22"/>
-          <w:lang w:val="en-US" w:eastAsia="en-US" w:bidi="ar-SA"/>
-        </w:rPr>
-        <w:t xml:space="preserve">在 </w:t>
-      </w:r>
-      <w:r>
-        <w:rPr>
-          <w:rFonts w:hint="default" w:ascii="Heiti TC Light" w:hAnsi="Heiti TC Light" w:eastAsia="Heiti TC Light" w:cs="Heiti TC Light"/>
-          <w:sz w:val="22"/>
-          <w:szCs w:val="22"/>
-          <w:lang w:val="en-US" w:eastAsia="zh-CN" w:bidi="ar-SA"/>
-        </w:rPr>
-        <w:t>clientmem-</w:t>
-      </w:r>
-      <w:r>
-        <w:rPr>
-          <w:rFonts w:hint="default" w:ascii="Heiti TC Light" w:hAnsi="Heiti TC Light" w:eastAsia="Heiti TC Light" w:cs="Heiti TC Light"/>
-          <w:color w:val="FF0000"/>
-          <w:sz w:val="22"/>
-          <w:szCs w:val="22"/>
-          <w:lang w:val="en-US" w:eastAsia="zh-CN" w:bidi="ar-SA"/>
-        </w:rPr>
-        <w:t>XX</w:t>
-      </w:r>
-      <w:r>
-        <w:rPr>
-          <w:rFonts w:hint="default" w:ascii="Heiti TC Light" w:hAnsi="Heiti TC Light" w:eastAsia="Heiti TC Light" w:cs="Heiti TC Light"/>
-          <w:sz w:val="22"/>
-          <w:szCs w:val="22"/>
-          <w:lang w:val="en-US" w:eastAsia="zh-CN" w:bidi="ar-SA"/>
-        </w:rPr>
-        <w:t>-01</w:t>
-      </w:r>
-      <w:r>
-        <w:rPr>
-          <w:rFonts w:hint="eastAsia" w:ascii="Heiti TC Light" w:hAnsi="Heiti TC Light" w:eastAsia="Heiti TC Light" w:cs="Heiti TC Light"/>
-          <w:kern w:val="0"/>
-          <w:sz w:val="22"/>
-          <w:szCs w:val="22"/>
-          <w:lang w:val="en-US" w:eastAsia="en-US" w:bidi="ar-SA"/>
-        </w:rPr>
-        <w:t xml:space="preserve"> 安装 IIS FTP 服务。</w:t>
-      </w:r>
-      <w:r>
-        <w:rPr>
-          <w:rFonts w:hint="eastAsia" w:ascii="Heiti TC Light" w:hAnsi="Heiti TC Light" w:eastAsia="Heiti TC Light" w:cs="Heiti TC Light"/>
-          <w:kern w:val="0"/>
-          <w:sz w:val="22"/>
-          <w:szCs w:val="22"/>
-          <w:lang w:val="en-US" w:eastAsia="en-US" w:bidi="ar-SA"/>
-        </w:rPr>
-        <w:br w:type="textWrapping"/>
-      </w:r>
-      <w:r>
-        <w:rPr>
-          <w:rFonts w:hint="eastAsia" w:ascii="Heiti TC Light" w:hAnsi="Heiti TC Light" w:eastAsia="Heiti TC Light" w:cs="Heiti TC Light"/>
-          <w:kern w:val="0"/>
-          <w:sz w:val="22"/>
-          <w:szCs w:val="22"/>
-          <w:lang w:val="en-US" w:eastAsia="en-US" w:bidi="ar-SA"/>
-        </w:rPr>
-        <w:t>【截图：角色安装完成】</w:t>
-      </w:r>
-    </w:p>
-    <w:p>
-      <w:pPr>
-        <w:pStyle w:val="36"/>
-        <w:keepNext w:val="0"/>
-        <w:keepLines w:val="0"/>
-        <w:widowControl/>
-        <w:numPr>
-          <w:ilvl w:val="0"/>
-          <w:numId w:val="19"/>
-        </w:numPr>
-        <w:suppressLineNumbers w:val="0"/>
-        <w:ind w:left="425" w:leftChars="0" w:hanging="425" w:firstLineChars="0"/>
-        <w:rPr>
-          <w:rFonts w:hint="eastAsia" w:ascii="Heiti TC Light" w:hAnsi="Heiti TC Light" w:eastAsia="Heiti TC Light" w:cs="Heiti TC Light"/>
-          <w:kern w:val="0"/>
-          <w:sz w:val="22"/>
-          <w:szCs w:val="22"/>
-          <w:lang w:val="en-US" w:eastAsia="en-US" w:bidi="ar-SA"/>
-        </w:rPr>
-      </w:pPr>
-      <w:r>
-        <w:rPr>
-          <w:rFonts w:hint="eastAsia" w:ascii="Heiti TC Light" w:hAnsi="Heiti TC Light" w:eastAsia="Heiti TC Light" w:cs="Heiti TC Light"/>
-          <w:kern w:val="0"/>
-          <w:sz w:val="22"/>
-          <w:szCs w:val="22"/>
-          <w:lang w:val="en-US" w:eastAsia="en-US" w:bidi="ar-SA"/>
-        </w:rPr>
-        <w:t>准备目录结构 C:\FTP</w:t>
-      </w:r>
-      <w:r>
-        <w:rPr>
-          <w:rFonts w:hint="default" w:ascii="Heiti TC Light" w:hAnsi="Heiti TC Light" w:eastAsia="Heiti TC Light" w:cs="Heiti TC Light"/>
-          <w:color w:val="FF0000"/>
-          <w:kern w:val="0"/>
-          <w:sz w:val="22"/>
-          <w:szCs w:val="22"/>
-          <w:lang w:val="en-US" w:eastAsia="en-US" w:bidi="ar-SA"/>
-        </w:rPr>
-        <w:t>XX</w:t>
-      </w:r>
-      <w:r>
-        <w:rPr>
-          <w:rFonts w:hint="eastAsia" w:ascii="Heiti TC Light" w:hAnsi="Heiti TC Light" w:eastAsia="Heiti TC Light" w:cs="Heiti TC Light"/>
-          <w:kern w:val="0"/>
-          <w:sz w:val="22"/>
-          <w:szCs w:val="22"/>
-          <w:lang w:val="en-US" w:eastAsia="en-US" w:bidi="ar-SA"/>
-        </w:rPr>
-        <w:t>\ftp</w:t>
-      </w:r>
-      <w:r>
-        <w:rPr>
-          <w:rFonts w:hint="default" w:ascii="Heiti TC Light" w:hAnsi="Heiti TC Light" w:eastAsia="Heiti TC Light" w:cs="Heiti TC Light"/>
-          <w:color w:val="FF0000"/>
-          <w:kern w:val="0"/>
-          <w:sz w:val="22"/>
-          <w:szCs w:val="22"/>
-          <w:lang w:val="en-US" w:eastAsia="en-US" w:bidi="ar-SA"/>
-        </w:rPr>
-        <w:t>XX</w:t>
-      </w:r>
-      <w:r>
-        <w:rPr>
-          <w:rFonts w:hint="eastAsia" w:ascii="Heiti TC Light" w:hAnsi="Heiti TC Light" w:eastAsia="Heiti TC Light" w:cs="Heiti TC Light"/>
-          <w:kern w:val="0"/>
-          <w:sz w:val="22"/>
-          <w:szCs w:val="22"/>
-          <w:lang w:val="en-US" w:eastAsia="en-US" w:bidi="ar-SA"/>
-        </w:rPr>
-        <w:t>A、C:\FTPxx\ftp</w:t>
-      </w:r>
-      <w:r>
-        <w:rPr>
-          <w:rFonts w:hint="default" w:ascii="Heiti TC Light" w:hAnsi="Heiti TC Light" w:eastAsia="Heiti TC Light" w:cs="Heiti TC Light"/>
-          <w:color w:val="FF0000"/>
-          <w:kern w:val="0"/>
-          <w:sz w:val="22"/>
-          <w:szCs w:val="22"/>
-          <w:lang w:val="en-US" w:eastAsia="en-US" w:bidi="ar-SA"/>
-        </w:rPr>
-        <w:t>XX</w:t>
-      </w:r>
-      <w:r>
-        <w:rPr>
-          <w:rFonts w:hint="eastAsia" w:ascii="Heiti TC Light" w:hAnsi="Heiti TC Light" w:eastAsia="Heiti TC Light" w:cs="Heiti TC Light"/>
-          <w:kern w:val="0"/>
-          <w:sz w:val="22"/>
-          <w:szCs w:val="22"/>
-          <w:lang w:val="en-US" w:eastAsia="en-US" w:bidi="ar-SA"/>
-        </w:rPr>
-        <w:t>B。</w:t>
-      </w:r>
-      <w:r>
-        <w:rPr>
-          <w:rFonts w:hint="eastAsia" w:ascii="Heiti TC Light" w:hAnsi="Heiti TC Light" w:eastAsia="Heiti TC Light" w:cs="Heiti TC Light"/>
-          <w:kern w:val="0"/>
-          <w:sz w:val="22"/>
-          <w:szCs w:val="22"/>
-          <w:lang w:val="en-US" w:eastAsia="en-US" w:bidi="ar-SA"/>
-        </w:rPr>
-        <w:br w:type="textWrapping"/>
-      </w:r>
-      <w:r>
-        <w:rPr>
-          <w:rFonts w:hint="eastAsia" w:ascii="Heiti TC Light" w:hAnsi="Heiti TC Light" w:eastAsia="Heiti TC Light" w:cs="Heiti TC Light"/>
-          <w:kern w:val="0"/>
-          <w:sz w:val="22"/>
-          <w:szCs w:val="22"/>
-          <w:lang w:val="en-US" w:eastAsia="en-US" w:bidi="ar-SA"/>
-        </w:rPr>
-        <w:t>【截图：目录结构】</w:t>
-      </w:r>
-    </w:p>
-    <w:p>
-      <w:pPr>
-        <w:pStyle w:val="36"/>
-        <w:keepNext w:val="0"/>
-        <w:keepLines w:val="0"/>
-        <w:widowControl/>
-        <w:numPr>
-          <w:ilvl w:val="0"/>
-          <w:numId w:val="19"/>
-        </w:numPr>
-        <w:suppressLineNumbers w:val="0"/>
-        <w:ind w:left="425" w:leftChars="0" w:hanging="425" w:firstLineChars="0"/>
-        <w:rPr>
-          <w:rFonts w:hint="eastAsia" w:ascii="Heiti TC Light" w:hAnsi="Heiti TC Light" w:eastAsia="Heiti TC Light" w:cs="Heiti TC Light"/>
-          <w:kern w:val="0"/>
-          <w:sz w:val="22"/>
-          <w:szCs w:val="22"/>
-          <w:lang w:val="en-US" w:eastAsia="en-US" w:bidi="ar-SA"/>
-        </w:rPr>
-      </w:pPr>
-      <w:r>
-        <w:rPr>
-          <w:rFonts w:hint="eastAsia" w:ascii="Heiti TC Light" w:hAnsi="Heiti TC Light" w:eastAsia="Heiti TC Light" w:cs="Heiti TC Light"/>
-          <w:kern w:val="0"/>
-          <w:sz w:val="22"/>
-          <w:szCs w:val="22"/>
-          <w:lang w:val="en-US" w:eastAsia="zh-CN" w:bidi="ar-SA"/>
-        </w:rPr>
-        <w:t>在</w:t>
-      </w:r>
-      <w:r>
-        <w:rPr>
-          <w:rFonts w:hint="default" w:ascii="Heiti TC Light" w:hAnsi="Heiti TC Light" w:eastAsia="Heiti TC Light" w:cs="Heiti TC Light"/>
-          <w:kern w:val="0"/>
-          <w:sz w:val="22"/>
-          <w:szCs w:val="22"/>
-          <w:lang w:val="en-US" w:eastAsia="zh-CN" w:bidi="ar-SA"/>
-        </w:rPr>
-        <w:t>windowsfinalXX.com</w:t>
-      </w:r>
-      <w:r>
-        <w:rPr>
-          <w:rFonts w:hint="eastAsia" w:ascii="Heiti TC Light" w:hAnsi="Heiti TC Light" w:eastAsia="Heiti TC Light" w:cs="Heiti TC Light"/>
-          <w:kern w:val="0"/>
-          <w:sz w:val="22"/>
-          <w:szCs w:val="22"/>
-          <w:lang w:val="en-US" w:eastAsia="zh-CN" w:bidi="ar-SA"/>
-        </w:rPr>
-        <w:t>域中</w:t>
-      </w:r>
-      <w:r>
-        <w:rPr>
-          <w:rFonts w:hint="eastAsia" w:ascii="Heiti TC Light" w:hAnsi="Heiti TC Light" w:eastAsia="Heiti TC Light" w:cs="Heiti TC Light"/>
-          <w:kern w:val="0"/>
-          <w:sz w:val="22"/>
-          <w:szCs w:val="22"/>
-          <w:lang w:val="en-US" w:eastAsia="en-US" w:bidi="ar-SA"/>
-        </w:rPr>
-        <w:t>创建用户 ftp</w:t>
-      </w:r>
-      <w:r>
-        <w:rPr>
-          <w:rFonts w:hint="default" w:ascii="Heiti TC Light" w:hAnsi="Heiti TC Light" w:eastAsia="Heiti TC Light" w:cs="Heiti TC Light"/>
-          <w:color w:val="FF0000"/>
-          <w:kern w:val="0"/>
-          <w:sz w:val="22"/>
-          <w:szCs w:val="22"/>
-          <w:lang w:val="en-US" w:eastAsia="en-US" w:bidi="ar-SA"/>
-        </w:rPr>
-        <w:t>XX</w:t>
-      </w:r>
-      <w:r>
-        <w:rPr>
-          <w:rFonts w:hint="eastAsia" w:ascii="Heiti TC Light" w:hAnsi="Heiti TC Light" w:eastAsia="Heiti TC Light" w:cs="Heiti TC Light"/>
-          <w:kern w:val="0"/>
-          <w:sz w:val="22"/>
-          <w:szCs w:val="22"/>
-          <w:lang w:val="en-US" w:eastAsia="en-US" w:bidi="ar-SA"/>
-        </w:rPr>
-        <w:t>A、ftp</w:t>
-      </w:r>
-      <w:r>
-        <w:rPr>
-          <w:rFonts w:hint="default" w:ascii="Heiti TC Light" w:hAnsi="Heiti TC Light" w:eastAsia="Heiti TC Light" w:cs="Heiti TC Light"/>
-          <w:color w:val="FF0000"/>
-          <w:kern w:val="0"/>
-          <w:sz w:val="22"/>
-          <w:szCs w:val="22"/>
-          <w:lang w:val="en-US" w:eastAsia="en-US" w:bidi="ar-SA"/>
-        </w:rPr>
-        <w:t>XXB</w:t>
-      </w:r>
-      <w:r>
-        <w:rPr>
-          <w:rFonts w:hint="eastAsia" w:ascii="Heiti TC Light" w:hAnsi="Heiti TC Light" w:eastAsia="Heiti TC Light" w:cs="Heiti TC Light"/>
-          <w:kern w:val="0"/>
-          <w:sz w:val="22"/>
-          <w:szCs w:val="22"/>
-          <w:lang w:val="en-US" w:eastAsia="en-US" w:bidi="ar-SA"/>
-        </w:rPr>
-        <w:t>，初始密码均为 123456。</w:t>
-      </w:r>
-      <w:r>
-        <w:rPr>
-          <w:rFonts w:hint="eastAsia" w:ascii="Heiti TC Light" w:hAnsi="Heiti TC Light" w:eastAsia="Heiti TC Light" w:cs="Heiti TC Light"/>
-          <w:kern w:val="0"/>
-          <w:sz w:val="22"/>
-          <w:szCs w:val="22"/>
-          <w:lang w:val="en-US" w:eastAsia="en-US" w:bidi="ar-SA"/>
-        </w:rPr>
-        <w:br w:type="textWrapping"/>
-      </w:r>
-      <w:r>
-        <w:rPr>
-          <w:rFonts w:hint="eastAsia" w:ascii="Heiti TC Light" w:hAnsi="Heiti TC Light" w:eastAsia="Heiti TC Light" w:cs="Heiti TC Light"/>
-          <w:kern w:val="0"/>
-          <w:sz w:val="22"/>
-          <w:szCs w:val="22"/>
-          <w:lang w:val="en-US" w:eastAsia="en-US" w:bidi="ar-SA"/>
-        </w:rPr>
-        <w:t>【截图：本地用户与组 → 用户 列表】</w:t>
-      </w:r>
-    </w:p>
-    <w:p>
-      <w:pPr>
-        <w:pStyle w:val="36"/>
-        <w:keepNext w:val="0"/>
-        <w:keepLines w:val="0"/>
-        <w:widowControl/>
-        <w:numPr>
-          <w:ilvl w:val="0"/>
-          <w:numId w:val="19"/>
-        </w:numPr>
-        <w:suppressLineNumbers w:val="0"/>
-        <w:ind w:left="425" w:leftChars="0" w:hanging="425" w:firstLineChars="0"/>
-        <w:rPr>
-          <w:rFonts w:hint="eastAsia" w:ascii="Heiti TC Light" w:hAnsi="Heiti TC Light" w:eastAsia="Heiti TC Light" w:cs="Heiti TC Light"/>
-          <w:kern w:val="0"/>
-          <w:sz w:val="22"/>
-          <w:szCs w:val="22"/>
-          <w:lang w:val="en-US" w:eastAsia="en-US" w:bidi="ar-SA"/>
-        </w:rPr>
-      </w:pPr>
-      <w:r>
-        <w:rPr>
-          <w:rFonts w:hint="eastAsia" w:ascii="Heiti TC Light" w:hAnsi="Heiti TC Light" w:eastAsia="Heiti TC Light" w:cs="Heiti TC Light"/>
-          <w:kern w:val="0"/>
-          <w:sz w:val="22"/>
-          <w:szCs w:val="22"/>
-          <w:lang w:val="en-US" w:eastAsia="en-US" w:bidi="ar-SA"/>
-        </w:rPr>
-        <w:t>新建 FTP 站点并启用“用户隔离”：</w:t>
-      </w:r>
-    </w:p>
-    <w:p>
-      <w:pPr>
-        <w:pStyle w:val="36"/>
-        <w:keepNext w:val="0"/>
-        <w:keepLines w:val="0"/>
-        <w:widowControl/>
-        <w:numPr>
-          <w:ilvl w:val="0"/>
-          <w:numId w:val="20"/>
-        </w:numPr>
-        <w:suppressLineNumbers w:val="0"/>
-        <w:ind w:left="420" w:leftChars="0" w:right="0" w:rightChars="0" w:hanging="420" w:firstLineChars="0"/>
-        <w:rPr>
-          <w:rFonts w:hint="eastAsia" w:ascii="Heiti TC Light" w:hAnsi="Heiti TC Light" w:eastAsia="Heiti TC Light" w:cs="Heiti TC Light"/>
-          <w:kern w:val="0"/>
-          <w:sz w:val="22"/>
-          <w:szCs w:val="22"/>
-          <w:lang w:val="en-US" w:eastAsia="en-US" w:bidi="ar-SA"/>
-        </w:rPr>
-      </w:pPr>
-      <w:r>
-        <w:rPr>
-          <w:rFonts w:hint="eastAsia" w:ascii="Heiti TC Light" w:hAnsi="Heiti TC Light" w:eastAsia="Heiti TC Light" w:cs="Heiti TC Light"/>
-          <w:kern w:val="0"/>
-          <w:sz w:val="22"/>
-          <w:szCs w:val="22"/>
-          <w:lang w:val="en-US" w:eastAsia="en-US" w:bidi="ar-SA"/>
-        </w:rPr>
-        <w:t>ftp</w:t>
-      </w:r>
-      <w:r>
-        <w:rPr>
-          <w:rFonts w:hint="default" w:ascii="Heiti TC Light" w:hAnsi="Heiti TC Light" w:eastAsia="Heiti TC Light" w:cs="Heiti TC Light"/>
-          <w:color w:val="FF0000"/>
-          <w:kern w:val="0"/>
-          <w:sz w:val="22"/>
-          <w:szCs w:val="22"/>
-          <w:lang w:val="en-US" w:eastAsia="en-US" w:bidi="ar-SA"/>
-        </w:rPr>
-        <w:t>XX</w:t>
-      </w:r>
-      <w:r>
-        <w:rPr>
-          <w:rFonts w:hint="eastAsia" w:ascii="Heiti TC Light" w:hAnsi="Heiti TC Light" w:eastAsia="Heiti TC Light" w:cs="Heiti TC Light"/>
-          <w:kern w:val="0"/>
-          <w:sz w:val="22"/>
-          <w:szCs w:val="22"/>
-          <w:lang w:val="en-US" w:eastAsia="en-US" w:bidi="ar-SA"/>
-        </w:rPr>
-        <w:t>A：读写</w:t>
-      </w:r>
-    </w:p>
-    <w:p>
-      <w:pPr>
-        <w:pStyle w:val="36"/>
-        <w:keepNext w:val="0"/>
-        <w:keepLines w:val="0"/>
-        <w:widowControl/>
-        <w:numPr>
-          <w:ilvl w:val="0"/>
-          <w:numId w:val="20"/>
-        </w:numPr>
-        <w:suppressLineNumbers w:val="0"/>
-        <w:ind w:left="420" w:leftChars="0" w:right="0" w:rightChars="0" w:hanging="420" w:firstLineChars="0"/>
-        <w:rPr>
-          <w:rFonts w:hint="eastAsia" w:ascii="Heiti TC Light" w:hAnsi="Heiti TC Light" w:eastAsia="Heiti TC Light" w:cs="Heiti TC Light"/>
-          <w:kern w:val="0"/>
-          <w:sz w:val="22"/>
-          <w:szCs w:val="22"/>
-          <w:lang w:val="en-US" w:eastAsia="en-US" w:bidi="ar-SA"/>
-        </w:rPr>
-      </w:pPr>
-      <w:r>
-        <w:rPr>
-          <w:rFonts w:hint="eastAsia" w:ascii="Heiti TC Light" w:hAnsi="Heiti TC Light" w:eastAsia="Heiti TC Light" w:cs="Heiti TC Light"/>
-          <w:kern w:val="0"/>
-          <w:sz w:val="22"/>
-          <w:szCs w:val="22"/>
-          <w:lang w:val="en-US" w:eastAsia="en-US" w:bidi="ar-SA"/>
-        </w:rPr>
-        <w:t>ftp</w:t>
-      </w:r>
-      <w:r>
-        <w:rPr>
-          <w:rFonts w:hint="default" w:ascii="Heiti TC Light" w:hAnsi="Heiti TC Light" w:eastAsia="Heiti TC Light" w:cs="Heiti TC Light"/>
-          <w:color w:val="FF0000"/>
-          <w:kern w:val="0"/>
-          <w:sz w:val="22"/>
-          <w:szCs w:val="22"/>
-          <w:lang w:val="en-US" w:eastAsia="en-US" w:bidi="ar-SA"/>
-        </w:rPr>
-        <w:t>XXB</w:t>
-      </w:r>
-      <w:r>
-        <w:rPr>
-          <w:rFonts w:hint="eastAsia" w:ascii="Heiti TC Light" w:hAnsi="Heiti TC Light" w:eastAsia="Heiti TC Light" w:cs="Heiti TC Light"/>
-          <w:kern w:val="0"/>
-          <w:sz w:val="22"/>
-          <w:szCs w:val="22"/>
-          <w:lang w:val="en-US" w:eastAsia="en-US" w:bidi="ar-SA"/>
-        </w:rPr>
-        <w:t>：只读</w:t>
-      </w:r>
-      <w:r>
-        <w:rPr>
-          <w:rFonts w:hint="eastAsia" w:ascii="Heiti TC Light" w:hAnsi="Heiti TC Light" w:eastAsia="Heiti TC Light" w:cs="Heiti TC Light"/>
-          <w:kern w:val="0"/>
-          <w:sz w:val="22"/>
-          <w:szCs w:val="22"/>
-          <w:lang w:val="en-US" w:eastAsia="en-US" w:bidi="ar-SA"/>
-        </w:rPr>
-        <w:br w:type="textWrapping"/>
-      </w:r>
-      <w:r>
-        <w:rPr>
-          <w:rFonts w:hint="eastAsia" w:ascii="Heiti TC Light" w:hAnsi="Heiti TC Light" w:eastAsia="Heiti TC Light" w:cs="Heiti TC Light"/>
-          <w:kern w:val="0"/>
-          <w:sz w:val="22"/>
-          <w:szCs w:val="22"/>
-          <w:lang w:val="en-US" w:eastAsia="en-US" w:bidi="ar-SA"/>
-        </w:rPr>
-        <w:t>【截图：FTP 站点基本设置与隔离/授权配置】</w:t>
-      </w:r>
-    </w:p>
-    <w:p>
-      <w:pPr>
-        <w:pStyle w:val="36"/>
-        <w:keepNext w:val="0"/>
-        <w:keepLines w:val="0"/>
-        <w:widowControl/>
-        <w:numPr>
-          <w:ilvl w:val="0"/>
-          <w:numId w:val="19"/>
-        </w:numPr>
-        <w:suppressLineNumbers w:val="0"/>
-        <w:ind w:left="425" w:leftChars="0" w:hanging="425" w:firstLineChars="0"/>
-        <w:rPr>
-          <w:rFonts w:hint="eastAsia" w:ascii="Heiti TC Light" w:hAnsi="Heiti TC Light" w:eastAsia="Heiti TC Light" w:cs="Heiti TC Light"/>
-          <w:kern w:val="0"/>
-          <w:sz w:val="22"/>
-          <w:szCs w:val="22"/>
-          <w:lang w:val="en-US" w:eastAsia="en-US" w:bidi="ar-SA"/>
-        </w:rPr>
-      </w:pPr>
-      <w:r>
-        <w:rPr>
-          <w:rFonts w:hint="eastAsia" w:ascii="Heiti TC Light" w:hAnsi="Heiti TC Light" w:eastAsia="Heiti TC Light" w:cs="Heiti TC Light"/>
-          <w:kern w:val="0"/>
-          <w:sz w:val="22"/>
-          <w:szCs w:val="22"/>
-          <w:lang w:val="en-US" w:eastAsia="en-US" w:bidi="ar-SA"/>
-        </w:rPr>
-        <w:t xml:space="preserve">在 </w:t>
-      </w:r>
-      <w:r>
-        <w:rPr>
-          <w:rFonts w:hint="default" w:ascii="Heiti TC Light" w:hAnsi="Heiti TC Light" w:eastAsia="Heiti TC Light" w:cs="Heiti TC Light"/>
-          <w:sz w:val="22"/>
-          <w:szCs w:val="22"/>
-          <w:lang w:val="en-US" w:eastAsia="zh-CN" w:bidi="ar-SA"/>
-        </w:rPr>
-        <w:t>domainclient-</w:t>
-      </w:r>
-      <w:r>
-        <w:rPr>
-          <w:rFonts w:hint="default" w:ascii="Heiti TC Light" w:hAnsi="Heiti TC Light" w:eastAsia="Heiti TC Light" w:cs="Heiti TC Light"/>
-          <w:color w:val="FF0000"/>
-          <w:sz w:val="22"/>
-          <w:szCs w:val="22"/>
-          <w:lang w:val="en-US" w:eastAsia="zh-CN" w:bidi="ar-SA"/>
-        </w:rPr>
-        <w:t>XX</w:t>
-      </w:r>
-      <w:r>
-        <w:rPr>
-          <w:rFonts w:hint="eastAsia" w:ascii="Heiti TC Light" w:hAnsi="Heiti TC Light" w:eastAsia="Heiti TC Light" w:cs="Heiti TC Light"/>
-          <w:kern w:val="0"/>
-          <w:sz w:val="22"/>
-          <w:szCs w:val="22"/>
-          <w:lang w:val="en-US" w:eastAsia="en-US" w:bidi="ar-SA"/>
-        </w:rPr>
-        <w:t xml:space="preserve"> 使用资源管理器访问 ftp://</w:t>
-      </w:r>
-      <w:r>
-        <w:rPr>
-          <w:rFonts w:hint="default" w:ascii="Heiti TC Light" w:hAnsi="Heiti TC Light" w:eastAsia="Heiti TC Light" w:cs="Heiti TC Light"/>
-          <w:kern w:val="0"/>
-          <w:sz w:val="22"/>
-          <w:szCs w:val="22"/>
-          <w:lang w:val="en-US" w:eastAsia="en-US" w:bidi="ar-SA"/>
-        </w:rPr>
-        <w:t>172.16.</w:t>
-      </w:r>
-      <w:r>
-        <w:rPr>
-          <w:rFonts w:hint="default" w:ascii="Heiti TC Light" w:hAnsi="Heiti TC Light" w:eastAsia="Heiti TC Light" w:cs="Heiti TC Light"/>
-          <w:color w:val="FF0000"/>
-          <w:kern w:val="0"/>
-          <w:sz w:val="22"/>
-          <w:szCs w:val="22"/>
-          <w:lang w:val="en-US" w:eastAsia="en-US" w:bidi="ar-SA"/>
-        </w:rPr>
-        <w:t>XX</w:t>
-      </w:r>
-      <w:r>
-        <w:rPr>
-          <w:rFonts w:hint="eastAsia" w:ascii="Heiti TC Light" w:hAnsi="Heiti TC Light" w:eastAsia="Heiti TC Light" w:cs="Heiti TC Light"/>
-          <w:kern w:val="0"/>
-          <w:sz w:val="22"/>
-          <w:szCs w:val="22"/>
-          <w:lang w:val="en-US" w:eastAsia="en-US" w:bidi="ar-SA"/>
-        </w:rPr>
-        <w:t>.1</w:t>
-      </w:r>
-      <w:r>
-        <w:rPr>
-          <w:rFonts w:hint="default" w:ascii="Heiti TC Light" w:hAnsi="Heiti TC Light" w:eastAsia="Heiti TC Light" w:cs="Heiti TC Light"/>
-          <w:kern w:val="0"/>
-          <w:sz w:val="22"/>
-          <w:szCs w:val="22"/>
-          <w:lang w:val="en-US" w:eastAsia="en-US" w:bidi="ar-SA"/>
-        </w:rPr>
-        <w:t>03</w:t>
-      </w:r>
-      <w:r>
-        <w:rPr>
-          <w:rFonts w:hint="eastAsia" w:ascii="Heiti TC Light" w:hAnsi="Heiti TC Light" w:eastAsia="Heiti TC Light" w:cs="Heiti TC Light"/>
-          <w:kern w:val="0"/>
-          <w:sz w:val="22"/>
-          <w:szCs w:val="22"/>
-          <w:lang w:val="en-US" w:eastAsia="en-US" w:bidi="ar-SA"/>
-        </w:rPr>
-        <w:t>：</w:t>
-      </w:r>
-    </w:p>
-    <w:p>
-      <w:pPr>
-        <w:pStyle w:val="36"/>
-        <w:keepNext w:val="0"/>
-        <w:keepLines w:val="0"/>
-        <w:widowControl/>
-        <w:numPr>
-          <w:ilvl w:val="0"/>
-          <w:numId w:val="19"/>
-        </w:numPr>
-        <w:suppressLineNumbers w:val="0"/>
-        <w:ind w:left="425" w:leftChars="0" w:hanging="425" w:firstLineChars="0"/>
-        <w:rPr>
-          <w:rFonts w:hint="eastAsia" w:ascii="Heiti TC Light" w:hAnsi="Heiti TC Light" w:eastAsia="Heiti TC Light" w:cs="Heiti TC Light"/>
-          <w:kern w:val="0"/>
-          <w:sz w:val="22"/>
-          <w:szCs w:val="22"/>
-          <w:lang w:val="en-US" w:eastAsia="en-US" w:bidi="ar-SA"/>
-        </w:rPr>
-      </w:pPr>
-      <w:r>
-        <w:rPr>
-          <w:rFonts w:hint="eastAsia" w:ascii="Heiti TC Light" w:hAnsi="Heiti TC Light" w:eastAsia="Heiti TC Light" w:cs="Heiti TC Light"/>
-          <w:kern w:val="0"/>
-          <w:sz w:val="22"/>
-          <w:szCs w:val="22"/>
-          <w:lang w:val="en-US" w:eastAsia="en-US" w:bidi="ar-SA"/>
-        </w:rPr>
-        <w:t>以 ftp</w:t>
-      </w:r>
-      <w:r>
-        <w:rPr>
-          <w:rFonts w:hint="default" w:ascii="Heiti TC Light" w:hAnsi="Heiti TC Light" w:eastAsia="Heiti TC Light" w:cs="Heiti TC Light"/>
-          <w:color w:val="FF0000"/>
-          <w:kern w:val="0"/>
-          <w:sz w:val="22"/>
-          <w:szCs w:val="22"/>
-          <w:lang w:val="en-US" w:eastAsia="en-US" w:bidi="ar-SA"/>
-        </w:rPr>
-        <w:t>XX</w:t>
-      </w:r>
-      <w:r>
-        <w:rPr>
-          <w:rFonts w:hint="eastAsia" w:ascii="Heiti TC Light" w:hAnsi="Heiti TC Light" w:eastAsia="Heiti TC Light" w:cs="Heiti TC Light"/>
-          <w:kern w:val="0"/>
-          <w:sz w:val="22"/>
-          <w:szCs w:val="22"/>
-          <w:lang w:val="en-US" w:eastAsia="en-US" w:bidi="ar-SA"/>
-        </w:rPr>
-        <w:t>A 登录并在主目录新建文件夹</w:t>
-      </w:r>
-      <w:r>
-        <w:rPr>
-          <w:rFonts w:hint="eastAsia" w:ascii="Heiti TC Light" w:hAnsi="Heiti TC Light" w:eastAsia="Heiti TC Light" w:cs="Heiti TC Light"/>
-          <w:kern w:val="0"/>
-          <w:sz w:val="22"/>
-          <w:szCs w:val="22"/>
-          <w:lang w:val="en-US" w:eastAsia="en-US" w:bidi="ar-SA"/>
-        </w:rPr>
-        <w:br w:type="textWrapping"/>
-      </w:r>
-      <w:r>
-        <w:rPr>
-          <w:rFonts w:hint="eastAsia" w:ascii="Heiti TC Light" w:hAnsi="Heiti TC Light" w:eastAsia="Heiti TC Light" w:cs="Heiti TC Light"/>
-          <w:kern w:val="0"/>
-          <w:sz w:val="22"/>
-          <w:szCs w:val="22"/>
-          <w:lang w:val="en-US" w:eastAsia="en-US" w:bidi="ar-SA"/>
-        </w:rPr>
-        <w:t>【截图：ftp</w:t>
-      </w:r>
-      <w:r>
-        <w:rPr>
-          <w:rFonts w:hint="default" w:ascii="Heiti TC Light" w:hAnsi="Heiti TC Light" w:eastAsia="Heiti TC Light" w:cs="Heiti TC Light"/>
-          <w:color w:val="FF0000"/>
-          <w:kern w:val="0"/>
-          <w:sz w:val="22"/>
-          <w:szCs w:val="22"/>
-          <w:lang w:val="en-US" w:eastAsia="en-US" w:bidi="ar-SA"/>
-        </w:rPr>
-        <w:t>XX</w:t>
-      </w:r>
-      <w:r>
-        <w:rPr>
-          <w:rFonts w:hint="eastAsia" w:ascii="Heiti TC Light" w:hAnsi="Heiti TC Light" w:eastAsia="Heiti TC Light" w:cs="Heiti TC Light"/>
-          <w:kern w:val="0"/>
-          <w:sz w:val="22"/>
-          <w:szCs w:val="22"/>
-          <w:lang w:val="en-US" w:eastAsia="en-US" w:bidi="ar-SA"/>
-        </w:rPr>
-        <w:t>A 登录与新建成功】</w:t>
-      </w:r>
-    </w:p>
-    <w:p>
-      <w:pPr>
-        <w:pStyle w:val="36"/>
-        <w:keepNext w:val="0"/>
-        <w:keepLines w:val="0"/>
-        <w:widowControl/>
-        <w:numPr>
-          <w:ilvl w:val="0"/>
-          <w:numId w:val="19"/>
-        </w:numPr>
-        <w:suppressLineNumbers w:val="0"/>
-        <w:ind w:left="425" w:leftChars="0" w:hanging="425" w:firstLineChars="0"/>
-        <w:rPr>
-          <w:rFonts w:hint="eastAsia" w:ascii="Heiti TC Light" w:hAnsi="Heiti TC Light" w:eastAsia="Heiti TC Light" w:cs="Heiti TC Light"/>
-          <w:kern w:val="0"/>
-          <w:sz w:val="22"/>
-          <w:szCs w:val="22"/>
-          <w:lang w:val="en-US" w:eastAsia="en-US" w:bidi="ar-SA"/>
-        </w:rPr>
-      </w:pPr>
-      <w:r>
-        <w:rPr>
-          <w:rFonts w:hint="eastAsia" w:ascii="Heiti TC Light" w:hAnsi="Heiti TC Light" w:eastAsia="Heiti TC Light" w:cs="Heiti TC Light"/>
-          <w:kern w:val="0"/>
-          <w:sz w:val="22"/>
-          <w:szCs w:val="22"/>
-          <w:lang w:val="en-US" w:eastAsia="en-US" w:bidi="ar-SA"/>
-        </w:rPr>
-        <w:t>以 ftp</w:t>
-      </w:r>
-      <w:r>
-        <w:rPr>
-          <w:rFonts w:hint="default" w:ascii="Heiti TC Light" w:hAnsi="Heiti TC Light" w:eastAsia="Heiti TC Light" w:cs="Heiti TC Light"/>
-          <w:color w:val="FF0000"/>
-          <w:kern w:val="0"/>
-          <w:sz w:val="22"/>
-          <w:szCs w:val="22"/>
-          <w:lang w:val="en-US" w:eastAsia="en-US" w:bidi="ar-SA"/>
-        </w:rPr>
-        <w:t>XXB</w:t>
-      </w:r>
-      <w:r>
-        <w:rPr>
-          <w:rFonts w:hint="eastAsia" w:ascii="Heiti TC Light" w:hAnsi="Heiti TC Light" w:eastAsia="Heiti TC Light" w:cs="Heiti TC Light"/>
-          <w:kern w:val="0"/>
-          <w:sz w:val="22"/>
-          <w:szCs w:val="22"/>
-          <w:lang w:val="en-US" w:eastAsia="en-US" w:bidi="ar-SA"/>
-        </w:rPr>
-        <w:t xml:space="preserve"> 登录尝试新建（应失败或仅可读）</w:t>
-      </w:r>
-      <w:r>
-        <w:rPr>
-          <w:rFonts w:hint="eastAsia" w:ascii="Heiti TC Light" w:hAnsi="Heiti TC Light" w:eastAsia="Heiti TC Light" w:cs="Heiti TC Light"/>
-          <w:kern w:val="0"/>
-          <w:sz w:val="22"/>
-          <w:szCs w:val="22"/>
-          <w:lang w:val="en-US" w:eastAsia="en-US" w:bidi="ar-SA"/>
-        </w:rPr>
-        <w:br w:type="textWrapping"/>
-      </w:r>
-      <w:r>
-        <w:rPr>
-          <w:rFonts w:hint="eastAsia" w:ascii="Heiti TC Light" w:hAnsi="Heiti TC Light" w:eastAsia="Heiti TC Light" w:cs="Heiti TC Light"/>
-          <w:kern w:val="0"/>
-          <w:sz w:val="22"/>
-          <w:szCs w:val="22"/>
-          <w:lang w:val="en-US" w:eastAsia="en-US" w:bidi="ar-SA"/>
-        </w:rPr>
-        <w:t>【截图：ftp</w:t>
-      </w:r>
-      <w:r>
-        <w:rPr>
-          <w:rFonts w:hint="default" w:ascii="Heiti TC Light" w:hAnsi="Heiti TC Light" w:eastAsia="Heiti TC Light" w:cs="Heiti TC Light"/>
-          <w:color w:val="FF0000"/>
-          <w:kern w:val="0"/>
-          <w:sz w:val="22"/>
-          <w:szCs w:val="22"/>
-          <w:lang w:val="en-US" w:eastAsia="en-US" w:bidi="ar-SA"/>
-        </w:rPr>
-        <w:t>XXB</w:t>
-      </w:r>
-      <w:r>
-        <w:rPr>
-          <w:rFonts w:hint="eastAsia" w:ascii="Heiti TC Light" w:hAnsi="Heiti TC Light" w:eastAsia="Heiti TC Light" w:cs="Heiti TC Light"/>
-          <w:kern w:val="0"/>
-          <w:sz w:val="22"/>
-          <w:szCs w:val="22"/>
-          <w:lang w:val="en-US" w:eastAsia="en-US" w:bidi="ar-SA"/>
-        </w:rPr>
-        <w:t xml:space="preserve"> 登录与只读效果】</w:t>
-      </w:r>
-    </w:p>
-    <w:p>
-      <w:pPr>
-        <w:pStyle w:val="3"/>
-        <w:rPr>
-          <w:rFonts w:hint="eastAsia" w:ascii="Heiti TC Light" w:hAnsi="Heiti TC Light" w:eastAsia="Heiti TC Light" w:cs="Heiti TC Light"/>
-          <w:b/>
-          <w:bCs/>
-          <w:color w:val="4F81BD" w:themeColor="accent1"/>
-          <w:sz w:val="22"/>
-          <w:szCs w:val="22"/>
-          <w:lang w:val="en-US" w:eastAsia="en-US" w:bidi="ar-SA"/>
-          <w14:textFill>
-            <w14:solidFill>
-              <w14:schemeClr w14:val="accent1"/>
-            </w14:solidFill>
-          </w14:textFill>
-        </w:rPr>
-      </w:pPr>
-    </w:p>
-    <w:p>
-      <w:pPr>
-        <w:pStyle w:val="3"/>
-        <w:rPr>
-          <w:rFonts w:hint="eastAsia" w:ascii="Heiti TC Light" w:hAnsi="Heiti TC Light" w:eastAsia="Heiti TC Light" w:cs="Heiti TC Light"/>
-          <w:b/>
-          <w:bCs/>
-          <w:color w:val="4F81BD" w:themeColor="accent1"/>
-          <w:sz w:val="22"/>
-          <w:szCs w:val="22"/>
-          <w:lang w:val="en-US" w:eastAsia="en-US" w:bidi="ar-SA"/>
-          <w14:textFill>
-            <w14:solidFill>
-              <w14:schemeClr w14:val="accent1"/>
-            </w14:solidFill>
-          </w14:textFill>
-        </w:rPr>
-      </w:pPr>
-      <w:r>
-        <w:rPr>
-          <w:rFonts w:hint="eastAsia" w:ascii="Heiti TC Light" w:hAnsi="Heiti TC Light" w:eastAsia="Heiti TC Light" w:cs="Heiti TC Light"/>
-          <w:b/>
-          <w:bCs/>
-          <w:color w:val="4F81BD" w:themeColor="accent1"/>
-          <w:sz w:val="22"/>
-          <w:szCs w:val="22"/>
-          <w:lang w:val="en-US" w:eastAsia="en-US" w:bidi="ar-SA"/>
-          <w14:textFill>
-            <w14:solidFill>
-              <w14:schemeClr w14:val="accent1"/>
-            </w14:solidFill>
-          </w14:textFill>
-        </w:rPr>
-        <w:t>第</w:t>
-      </w:r>
-      <w:r>
-        <w:rPr>
-          <w:rFonts w:hint="eastAsia" w:ascii="Heiti TC Light" w:hAnsi="Heiti TC Light" w:eastAsia="Heiti TC Light" w:cs="Heiti TC Light"/>
-          <w:b/>
-          <w:bCs/>
-          <w:color w:val="4F81BD" w:themeColor="accent1"/>
-          <w:sz w:val="22"/>
-          <w:szCs w:val="22"/>
-          <w:lang w:val="en-US" w:eastAsia="zh-CN" w:bidi="ar-SA"/>
-          <w14:textFill>
-            <w14:solidFill>
-              <w14:schemeClr w14:val="accent1"/>
-            </w14:solidFill>
-          </w14:textFill>
-        </w:rPr>
-        <w:t>八</w:t>
-      </w:r>
-      <w:r>
-        <w:rPr>
-          <w:rFonts w:hint="eastAsia" w:ascii="Heiti TC Light" w:hAnsi="Heiti TC Light" w:eastAsia="Heiti TC Light" w:cs="Heiti TC Light"/>
-          <w:b/>
-          <w:bCs/>
-          <w:color w:val="4F81BD" w:themeColor="accent1"/>
-          <w:sz w:val="22"/>
-          <w:szCs w:val="22"/>
-          <w:lang w:val="en-US" w:eastAsia="en-US" w:bidi="ar-SA"/>
-          <w14:textFill>
-            <w14:solidFill>
-              <w14:schemeClr w14:val="accent1"/>
-            </w14:solidFill>
-          </w14:textFill>
-        </w:rPr>
-        <w:t>题 DHCP 自动分配与保留地址</w:t>
-      </w:r>
-    </w:p>
-    <w:p>
-      <w:pPr>
-        <w:pStyle w:val="36"/>
-        <w:keepNext w:val="0"/>
-        <w:keepLines w:val="0"/>
-        <w:widowControl/>
-        <w:numPr>
-          <w:ilvl w:val="0"/>
-          <w:numId w:val="21"/>
-        </w:numPr>
-        <w:suppressLineNumbers w:val="0"/>
-        <w:ind w:left="425" w:leftChars="0" w:hanging="425" w:firstLineChars="0"/>
-        <w:jc w:val="left"/>
-        <w:rPr>
-          <w:rFonts w:hint="eastAsia" w:ascii="Heiti TC Light" w:hAnsi="Heiti TC Light" w:eastAsia="Heiti TC Light" w:cs="Heiti TC Light"/>
-        </w:rPr>
-      </w:pPr>
-      <w:r>
-        <w:rPr>
-          <w:rFonts w:hint="eastAsia" w:ascii="Heiti TC Light" w:hAnsi="Heiti TC Light" w:eastAsia="Heiti TC Light" w:cs="Heiti TC Light"/>
-        </w:rPr>
-        <w:t>在</w:t>
-      </w:r>
-      <w:r>
-        <w:rPr>
-          <w:rFonts w:hint="default" w:ascii="Heiti TC Light" w:hAnsi="Heiti TC Light" w:eastAsia="Heiti TC Light" w:cs="Heiti TC Light"/>
-          <w:sz w:val="22"/>
-          <w:szCs w:val="22"/>
-          <w:lang w:val="en-US" w:eastAsia="zh-CN" w:bidi="ar-SA"/>
-        </w:rPr>
-        <w:t>clientmem-XX-02</w:t>
-      </w:r>
-      <w:r>
-        <w:rPr>
-          <w:rFonts w:hint="eastAsia" w:ascii="Heiti TC Light" w:hAnsi="Heiti TC Light" w:eastAsia="Heiti TC Light" w:cs="Heiti TC Light"/>
-        </w:rPr>
-        <w:t xml:space="preserve"> 安装 DHCP 角色。</w:t>
-      </w:r>
-      <w:r>
-        <w:rPr>
-          <w:rFonts w:hint="eastAsia" w:ascii="Heiti TC Light" w:hAnsi="Heiti TC Light" w:eastAsia="Heiti TC Light" w:cs="Heiti TC Light"/>
-        </w:rPr>
-        <w:br w:type="textWrapping"/>
-      </w:r>
-      <w:r>
-        <w:rPr>
-          <w:rFonts w:hint="eastAsia" w:ascii="Heiti TC Light" w:hAnsi="Heiti TC Light" w:eastAsia="Heiti TC Light" w:cs="Heiti TC Light"/>
-        </w:rPr>
-        <w:t>【截图：角色安装完成】</w:t>
-      </w:r>
-    </w:p>
-    <w:p>
-      <w:pPr>
-        <w:pStyle w:val="36"/>
-        <w:keepNext w:val="0"/>
-        <w:keepLines w:val="0"/>
-        <w:widowControl/>
-        <w:numPr>
-          <w:ilvl w:val="0"/>
-          <w:numId w:val="21"/>
-        </w:numPr>
-        <w:suppressLineNumbers w:val="0"/>
-        <w:ind w:left="425" w:leftChars="0" w:hanging="425" w:firstLineChars="0"/>
-        <w:jc w:val="left"/>
-        <w:rPr>
-          <w:rFonts w:hint="eastAsia" w:ascii="Heiti TC Light" w:hAnsi="Heiti TC Light" w:eastAsia="Heiti TC Light" w:cs="Heiti TC Light"/>
-        </w:rPr>
-      </w:pPr>
-      <w:r>
-        <w:rPr>
-          <w:rFonts w:hint="eastAsia" w:ascii="Heiti TC Light" w:hAnsi="Heiti TC Light" w:eastAsia="Heiti TC Light" w:cs="Heiti TC Light"/>
-        </w:rPr>
-        <w:t>创建作用域 Scopexx：</w:t>
-      </w:r>
-    </w:p>
-    <w:p>
-      <w:pPr>
-        <w:pStyle w:val="36"/>
-        <w:keepNext w:val="0"/>
-        <w:keepLines w:val="0"/>
-        <w:widowControl/>
-        <w:numPr>
-          <w:ilvl w:val="0"/>
-          <w:numId w:val="0"/>
-        </w:numPr>
-        <w:suppressLineNumbers w:val="0"/>
-        <w:ind w:leftChars="0" w:right="0" w:rightChars="0" w:firstLine="480" w:firstLineChars="200"/>
-        <w:jc w:val="left"/>
-        <w:rPr>
-          <w:rFonts w:hint="eastAsia" w:ascii="Heiti TC Light" w:hAnsi="Heiti TC Light" w:eastAsia="Heiti TC Light" w:cs="Heiti TC Light"/>
-        </w:rPr>
-      </w:pPr>
-      <w:r>
-        <w:rPr>
-          <w:rFonts w:hint="eastAsia" w:ascii="Heiti TC Light" w:hAnsi="Heiti TC Light" w:eastAsia="Heiti TC Light" w:cs="Heiti TC Light"/>
-        </w:rPr>
-        <w:t>地址池：</w:t>
-      </w:r>
-      <w:r>
-        <w:rPr>
-          <w:rFonts w:hint="default" w:ascii="Heiti TC Light" w:hAnsi="Heiti TC Light" w:eastAsia="Heiti TC Light" w:cs="Heiti TC Light"/>
-          <w:lang w:val="en-US"/>
-        </w:rPr>
-        <w:t>172.16</w:t>
-      </w:r>
-      <w:r>
-        <w:rPr>
-          <w:rFonts w:hint="eastAsia" w:ascii="Heiti TC Light" w:hAnsi="Heiti TC Light" w:eastAsia="Heiti TC Light" w:cs="Heiti TC Light"/>
-        </w:rPr>
-        <w:t>.</w:t>
-      </w:r>
-      <w:r>
-        <w:rPr>
-          <w:rFonts w:hint="default" w:ascii="Heiti TC Light" w:hAnsi="Heiti TC Light" w:eastAsia="Heiti TC Light" w:cs="Heiti TC Light"/>
-          <w:color w:val="FF0000"/>
-          <w:lang w:val="en-US"/>
-        </w:rPr>
-        <w:t>XX</w:t>
-      </w:r>
-      <w:r>
-        <w:rPr>
-          <w:rFonts w:hint="eastAsia" w:ascii="Heiti TC Light" w:hAnsi="Heiti TC Light" w:eastAsia="Heiti TC Light" w:cs="Heiti TC Light"/>
-        </w:rPr>
-        <w:t>.</w:t>
-      </w:r>
-      <w:r>
-        <w:rPr>
-          <w:rFonts w:hint="default" w:ascii="Heiti TC Light" w:hAnsi="Heiti TC Light" w:eastAsia="Heiti TC Light" w:cs="Heiti TC Light"/>
-          <w:lang w:val="en-US"/>
-        </w:rPr>
-        <w:t>180</w:t>
-      </w:r>
-      <w:r>
-        <w:rPr>
-          <w:rFonts w:hint="eastAsia" w:ascii="Heiti TC Light" w:hAnsi="Heiti TC Light" w:eastAsia="Heiti TC Light" w:cs="Heiti TC Light"/>
-        </w:rPr>
-        <w:t>–200</w:t>
-      </w:r>
-    </w:p>
-    <w:p>
-      <w:pPr>
-        <w:pStyle w:val="36"/>
-        <w:keepNext w:val="0"/>
-        <w:keepLines w:val="0"/>
-        <w:widowControl/>
-        <w:numPr>
-          <w:ilvl w:val="0"/>
-          <w:numId w:val="0"/>
-        </w:numPr>
-        <w:suppressLineNumbers w:val="0"/>
-        <w:ind w:leftChars="0" w:right="0" w:rightChars="0" w:firstLine="480" w:firstLineChars="200"/>
-        <w:jc w:val="left"/>
-        <w:rPr>
-          <w:rFonts w:hint="default" w:ascii="Heiti TC Light" w:hAnsi="Heiti TC Light" w:eastAsia="Heiti TC Light" w:cs="Heiti TC Light"/>
-          <w:lang w:val="en-US"/>
-        </w:rPr>
-      </w:pPr>
-      <w:r>
-        <w:rPr>
-          <w:rFonts w:hint="eastAsia" w:ascii="Heiti TC Light" w:hAnsi="Heiti TC Light" w:eastAsia="Heiti TC Light" w:cs="Heiti TC Light"/>
-        </w:rPr>
-        <w:t>排除：</w:t>
-      </w:r>
-      <w:r>
-        <w:rPr>
-          <w:rFonts w:hint="default" w:ascii="Heiti TC Light" w:hAnsi="Heiti TC Light" w:eastAsia="Heiti TC Light" w:cs="Heiti TC Light"/>
-          <w:lang w:val="en-US"/>
-        </w:rPr>
-        <w:t>172.16</w:t>
-      </w:r>
-      <w:r>
-        <w:rPr>
-          <w:rFonts w:hint="eastAsia" w:ascii="Heiti TC Light" w:hAnsi="Heiti TC Light" w:eastAsia="Heiti TC Light" w:cs="Heiti TC Light"/>
-        </w:rPr>
-        <w:t>.</w:t>
-      </w:r>
-      <w:r>
-        <w:rPr>
-          <w:rFonts w:hint="default" w:ascii="Heiti TC Light" w:hAnsi="Heiti TC Light" w:eastAsia="Heiti TC Light" w:cs="Heiti TC Light"/>
-          <w:color w:val="FF0000"/>
-          <w:lang w:val="en-US"/>
-        </w:rPr>
-        <w:t>XX</w:t>
-      </w:r>
-      <w:r>
-        <w:rPr>
-          <w:rFonts w:hint="eastAsia" w:ascii="Heiti TC Light" w:hAnsi="Heiti TC Light" w:eastAsia="Heiti TC Light" w:cs="Heiti TC Light"/>
-        </w:rPr>
-        <w:t>.</w:t>
-      </w:r>
-      <w:r>
-        <w:rPr>
-          <w:rFonts w:hint="default" w:ascii="Heiti TC Light" w:hAnsi="Heiti TC Light" w:eastAsia="Heiti TC Light" w:cs="Heiti TC Light"/>
-          <w:lang w:val="en-US"/>
-        </w:rPr>
-        <w:t>1</w:t>
-      </w:r>
-      <w:r>
-        <w:rPr>
-          <w:rFonts w:hint="eastAsia" w:ascii="Heiti TC Light" w:hAnsi="Heiti TC Light" w:eastAsia="Heiti TC Light" w:cs="Heiti TC Light"/>
-        </w:rPr>
-        <w:t>–</w:t>
-      </w:r>
-      <w:r>
-        <w:rPr>
-          <w:rFonts w:hint="default" w:ascii="Heiti TC Light" w:hAnsi="Heiti TC Light" w:eastAsia="Heiti TC Light" w:cs="Heiti TC Light"/>
-          <w:lang w:val="en-US"/>
-        </w:rPr>
-        <w:t>100</w:t>
-      </w:r>
-    </w:p>
-    <w:p>
-      <w:pPr>
-        <w:pStyle w:val="36"/>
-        <w:keepNext w:val="0"/>
-        <w:keepLines w:val="0"/>
-        <w:widowControl/>
-        <w:numPr>
-          <w:ilvl w:val="0"/>
-          <w:numId w:val="0"/>
-        </w:numPr>
-        <w:suppressLineNumbers w:val="0"/>
-        <w:ind w:leftChars="0" w:right="0" w:rightChars="0" w:firstLine="480" w:firstLineChars="200"/>
-        <w:jc w:val="left"/>
-        <w:rPr>
-          <w:rFonts w:hint="default" w:ascii="Heiti TC Light" w:hAnsi="Heiti TC Light" w:eastAsia="Heiti TC Light" w:cs="Heiti TC Light"/>
-          <w:lang w:val="en-US"/>
-        </w:rPr>
-      </w:pPr>
-      <w:r>
-        <w:rPr>
-          <w:rFonts w:hint="eastAsia" w:ascii="Heiti TC Light" w:hAnsi="Heiti TC Light" w:eastAsia="Heiti TC Light" w:cs="Heiti TC Light"/>
-        </w:rPr>
-        <w:t>网关：</w:t>
-      </w:r>
-      <w:r>
-        <w:rPr>
-          <w:rFonts w:hint="default" w:ascii="Heiti TC Light" w:hAnsi="Heiti TC Light" w:eastAsia="Heiti TC Light" w:cs="Heiti TC Light"/>
-          <w:lang w:val="en-US"/>
-        </w:rPr>
-        <w:t>172.16</w:t>
-      </w:r>
-      <w:r>
-        <w:rPr>
-          <w:rFonts w:hint="eastAsia" w:ascii="Heiti TC Light" w:hAnsi="Heiti TC Light" w:eastAsia="Heiti TC Light" w:cs="Heiti TC Light"/>
-        </w:rPr>
-        <w:t>.</w:t>
-      </w:r>
-      <w:r>
-        <w:rPr>
-          <w:rFonts w:hint="default" w:ascii="Heiti TC Light" w:hAnsi="Heiti TC Light" w:eastAsia="Heiti TC Light" w:cs="Heiti TC Light"/>
-          <w:color w:val="FF0000"/>
-          <w:lang w:val="en-US"/>
-        </w:rPr>
-        <w:t>XX</w:t>
-      </w:r>
-      <w:r>
-        <w:rPr>
-          <w:rFonts w:hint="eastAsia" w:ascii="Heiti TC Light" w:hAnsi="Heiti TC Light" w:eastAsia="Heiti TC Light" w:cs="Heiti TC Light"/>
-        </w:rPr>
-        <w:t>.</w:t>
-      </w:r>
-      <w:r>
-        <w:rPr>
-          <w:rFonts w:hint="default" w:ascii="Heiti TC Light" w:hAnsi="Heiti TC Light" w:eastAsia="Heiti TC Light" w:cs="Heiti TC Light"/>
-          <w:lang w:val="en-US"/>
-        </w:rPr>
-        <w:t>1</w:t>
-      </w:r>
-    </w:p>
-    <w:p>
-      <w:pPr>
-        <w:pStyle w:val="36"/>
-        <w:keepNext w:val="0"/>
-        <w:keepLines w:val="0"/>
-        <w:widowControl/>
-        <w:numPr>
-          <w:ilvl w:val="0"/>
-          <w:numId w:val="0"/>
-        </w:numPr>
-        <w:suppressLineNumbers w:val="0"/>
-        <w:ind w:leftChars="0" w:right="0" w:rightChars="0" w:firstLine="480" w:firstLineChars="200"/>
-        <w:jc w:val="left"/>
-        <w:rPr>
-          <w:rFonts w:hint="eastAsia" w:ascii="Heiti TC Light" w:hAnsi="Heiti TC Light" w:eastAsia="Heiti TC Light" w:cs="Heiti TC Light"/>
-        </w:rPr>
-      </w:pPr>
-      <w:r>
-        <w:rPr>
-          <w:rFonts w:hint="eastAsia" w:ascii="Heiti TC Light" w:hAnsi="Heiti TC Light" w:eastAsia="Heiti TC Light" w:cs="Heiti TC Light"/>
-        </w:rPr>
-        <w:t>DNS：</w:t>
-      </w:r>
-      <w:r>
-        <w:rPr>
-          <w:rFonts w:hint="default" w:ascii="Heiti TC Light" w:hAnsi="Heiti TC Light" w:eastAsia="Heiti TC Light" w:cs="Heiti TC Light"/>
-          <w:lang w:val="en-US"/>
-        </w:rPr>
-        <w:t>172.16</w:t>
-      </w:r>
-      <w:r>
-        <w:rPr>
-          <w:rFonts w:hint="eastAsia" w:ascii="Heiti TC Light" w:hAnsi="Heiti TC Light" w:eastAsia="Heiti TC Light" w:cs="Heiti TC Light"/>
-        </w:rPr>
-        <w:t>.</w:t>
-      </w:r>
-      <w:r>
-        <w:rPr>
-          <w:rFonts w:hint="default" w:ascii="Heiti TC Light" w:hAnsi="Heiti TC Light" w:eastAsia="Heiti TC Light" w:cs="Heiti TC Light"/>
-          <w:color w:val="FF0000"/>
-          <w:lang w:val="en-US"/>
-        </w:rPr>
-        <w:t>XX</w:t>
-      </w:r>
-      <w:r>
-        <w:rPr>
-          <w:rFonts w:hint="eastAsia" w:ascii="Heiti TC Light" w:hAnsi="Heiti TC Light" w:eastAsia="Heiti TC Light" w:cs="Heiti TC Light"/>
-        </w:rPr>
-        <w:t>.</w:t>
-      </w:r>
-      <w:r>
-        <w:rPr>
-          <w:rFonts w:hint="default" w:ascii="Heiti TC Light" w:hAnsi="Heiti TC Light" w:eastAsia="Heiti TC Light" w:cs="Heiti TC Light"/>
-          <w:lang w:val="en-US"/>
-        </w:rPr>
-        <w:t>101</w:t>
-      </w:r>
-      <w:r>
-        <w:rPr>
-          <w:rFonts w:hint="eastAsia" w:ascii="Heiti TC Light" w:hAnsi="Heiti TC Light" w:eastAsia="Heiti TC Light" w:cs="Heiti TC Light"/>
-        </w:rPr>
-        <w:br w:type="textWrapping"/>
-      </w:r>
-      <w:r>
-        <w:rPr>
-          <w:rFonts w:hint="eastAsia" w:ascii="Heiti TC Light" w:hAnsi="Heiti TC Light" w:eastAsia="Heiti TC Light" w:cs="Heiti TC Light"/>
-        </w:rPr>
-        <w:t>【截图：作用域属性（显示地址池/排除/选项）】</w:t>
-      </w:r>
-    </w:p>
-    <w:p>
-      <w:pPr>
-        <w:pStyle w:val="36"/>
-        <w:keepNext w:val="0"/>
-        <w:keepLines w:val="0"/>
-        <w:widowControl/>
-        <w:numPr>
-          <w:ilvl w:val="0"/>
-          <w:numId w:val="21"/>
-        </w:numPr>
-        <w:suppressLineNumbers w:val="0"/>
-        <w:ind w:left="425" w:leftChars="0" w:hanging="425" w:firstLineChars="0"/>
-        <w:jc w:val="left"/>
-        <w:rPr>
-          <w:rFonts w:hint="eastAsia" w:ascii="Heiti TC Light" w:hAnsi="Heiti TC Light" w:eastAsia="Heiti TC Light" w:cs="Heiti TC Light"/>
-        </w:rPr>
-      </w:pPr>
-      <w:r>
-        <w:rPr>
-          <w:rFonts w:hint="eastAsia" w:ascii="Heiti TC Light" w:hAnsi="Heiti TC Light" w:eastAsia="Heiti TC Light" w:cs="Heiti TC Light"/>
-        </w:rPr>
-        <w:t xml:space="preserve">为 </w:t>
-      </w:r>
-      <w:r>
-        <w:rPr>
-          <w:rFonts w:hint="default" w:ascii="Heiti TC Light" w:hAnsi="Heiti TC Light" w:eastAsia="Heiti TC Light" w:cs="Heiti TC Light"/>
-          <w:sz w:val="22"/>
-          <w:szCs w:val="22"/>
-          <w:lang w:val="en-US" w:eastAsia="zh-CN" w:bidi="ar-SA"/>
-        </w:rPr>
-        <w:t>domainclient-</w:t>
-      </w:r>
-      <w:r>
-        <w:rPr>
-          <w:rFonts w:hint="default" w:ascii="Heiti TC Light" w:hAnsi="Heiti TC Light" w:eastAsia="Heiti TC Light" w:cs="Heiti TC Light"/>
-          <w:color w:val="FF0000"/>
-          <w:sz w:val="22"/>
-          <w:szCs w:val="22"/>
-          <w:lang w:val="en-US" w:eastAsia="zh-CN" w:bidi="ar-SA"/>
-        </w:rPr>
-        <w:t>XX</w:t>
-      </w:r>
-      <w:r>
-        <w:rPr>
-          <w:rFonts w:hint="eastAsia" w:ascii="Heiti TC Light" w:hAnsi="Heiti TC Light" w:eastAsia="Heiti TC Light" w:cs="Heiti TC Light"/>
-        </w:rPr>
-        <w:t xml:space="preserve"> 的网卡 MAC 添加保留地址 </w:t>
-      </w:r>
-      <w:r>
-        <w:rPr>
-          <w:rFonts w:hint="default" w:ascii="Heiti TC Light" w:hAnsi="Heiti TC Light" w:eastAsia="Heiti TC Light" w:cs="Heiti TC Light"/>
-          <w:lang w:val="en-US"/>
-        </w:rPr>
-        <w:t>172.16.</w:t>
-      </w:r>
-      <w:r>
-        <w:rPr>
-          <w:rFonts w:hint="default" w:ascii="Heiti TC Light" w:hAnsi="Heiti TC Light" w:eastAsia="Heiti TC Light" w:cs="Heiti TC Light"/>
-          <w:color w:val="FF0000"/>
-          <w:lang w:val="en-US"/>
-        </w:rPr>
-        <w:t>XX</w:t>
-      </w:r>
-      <w:r>
-        <w:rPr>
-          <w:rFonts w:hint="eastAsia" w:ascii="Heiti TC Light" w:hAnsi="Heiti TC Light" w:eastAsia="Heiti TC Light" w:cs="Heiti TC Light"/>
-        </w:rPr>
-        <w:t>.120。</w:t>
-      </w:r>
-      <w:r>
-        <w:rPr>
-          <w:rFonts w:hint="eastAsia" w:ascii="Heiti TC Light" w:hAnsi="Heiti TC Light" w:eastAsia="Heiti TC Light" w:cs="Heiti TC Light"/>
-        </w:rPr>
-        <w:br w:type="textWrapping"/>
-      </w:r>
-      <w:r>
-        <w:rPr>
-          <w:rFonts w:hint="eastAsia" w:ascii="Heiti TC Light" w:hAnsi="Heiti TC Light" w:eastAsia="Heiti TC Light" w:cs="Heiti TC Light"/>
-        </w:rPr>
-        <w:t>【截图：保留项配置】</w:t>
-      </w:r>
-    </w:p>
-    <w:p>
-      <w:pPr>
-        <w:pStyle w:val="36"/>
-        <w:keepNext w:val="0"/>
-        <w:keepLines w:val="0"/>
-        <w:widowControl/>
-        <w:numPr>
-          <w:ilvl w:val="0"/>
-          <w:numId w:val="21"/>
-        </w:numPr>
-        <w:suppressLineNumbers w:val="0"/>
-        <w:ind w:left="425" w:leftChars="0" w:hanging="425" w:firstLineChars="0"/>
-        <w:jc w:val="left"/>
-        <w:rPr>
-          <w:rFonts w:hint="eastAsia" w:ascii="Heiti TC Light" w:hAnsi="Heiti TC Light" w:eastAsia="Heiti TC Light" w:cs="Heiti TC Light"/>
-        </w:rPr>
-      </w:pPr>
-      <w:r>
-        <w:rPr>
-          <w:rFonts w:hint="eastAsia" w:ascii="Heiti TC Light" w:hAnsi="Heiti TC Light" w:eastAsia="Heiti TC Light" w:cs="Heiti TC Light"/>
-        </w:rPr>
-        <w:t xml:space="preserve">在 </w:t>
-      </w:r>
-      <w:r>
-        <w:rPr>
-          <w:rFonts w:hint="default" w:ascii="Heiti TC Light" w:hAnsi="Heiti TC Light" w:eastAsia="Heiti TC Light" w:cs="Heiti TC Light"/>
-          <w:sz w:val="22"/>
-          <w:szCs w:val="22"/>
-          <w:lang w:val="en-US" w:eastAsia="zh-CN" w:bidi="ar-SA"/>
-        </w:rPr>
-        <w:t>domainclient-</w:t>
-      </w:r>
-      <w:r>
-        <w:rPr>
-          <w:rFonts w:hint="default" w:ascii="Heiti TC Light" w:hAnsi="Heiti TC Light" w:eastAsia="Heiti TC Light" w:cs="Heiti TC Light"/>
-          <w:color w:val="FF0000"/>
-          <w:sz w:val="22"/>
-          <w:szCs w:val="22"/>
-          <w:lang w:val="en-US" w:eastAsia="zh-CN" w:bidi="ar-SA"/>
-        </w:rPr>
-        <w:t>XX</w:t>
-      </w:r>
-      <w:r>
-        <w:rPr>
-          <w:rFonts w:hint="eastAsia" w:ascii="Heiti TC Light" w:hAnsi="Heiti TC Light" w:eastAsia="Heiti TC Light" w:cs="Heiti TC Light"/>
-        </w:rPr>
-        <w:t xml:space="preserve"> 将 IPv4 设置为“自动获取”，释放/续租后验证获取的地址。</w:t>
-      </w:r>
-      <w:r>
-        <w:rPr>
-          <w:rFonts w:hint="eastAsia" w:ascii="Heiti TC Light" w:hAnsi="Heiti TC Light" w:eastAsia="Heiti TC Light" w:cs="Heiti TC Light"/>
-        </w:rPr>
-        <w:br w:type="textWrapping"/>
-      </w:r>
-      <w:r>
-        <w:rPr>
-          <w:rFonts w:hint="eastAsia" w:ascii="Heiti TC Light" w:hAnsi="Heiti TC Light" w:eastAsia="Heiti TC Light" w:cs="Heiti TC Light"/>
-        </w:rPr>
-        <w:t>【截图：ipconfig /all 展示来自 DHCP 的地址与租约】</w:t>
       </w:r>
       <w:r>
         <w:rPr>
@@ -7623,46 +6069,6 @@
     </w:lvl>
   </w:abstractNum>
   <w:abstractNum w:abstractNumId="5">
-    <w:nsid w:val="FB2D0D84"/>
-    <w:multiLevelType w:val="singleLevel"/>
-    <w:tmpl w:val="FB2D0D84"/>
-    <w:lvl w:ilvl="0" w:tentative="0">
-      <w:start w:val="1"/>
-      <w:numFmt w:val="decimal"/>
-      <w:lvlText w:val="%1."/>
-      <w:lvlJc w:val="left"/>
-      <w:pPr>
-        <w:tabs>
-          <w:tab w:val="left" w:pos="425"/>
-        </w:tabs>
-        <w:ind w:left="425" w:leftChars="0" w:hanging="425" w:firstLineChars="0"/>
-      </w:pPr>
-      <w:rPr>
-        <w:rFonts w:hint="default"/>
-      </w:rPr>
-    </w:lvl>
-  </w:abstractNum>
-  <w:abstractNum w:abstractNumId="6">
-    <w:nsid w:val="FB9C8ED3"/>
-    <w:multiLevelType w:val="singleLevel"/>
-    <w:tmpl w:val="FB9C8ED3"/>
-    <w:lvl w:ilvl="0" w:tentative="0">
-      <w:start w:val="1"/>
-      <w:numFmt w:val="decimal"/>
-      <w:lvlText w:val="%1."/>
-      <w:lvlJc w:val="left"/>
-      <w:pPr>
-        <w:tabs>
-          <w:tab w:val="left" w:pos="425"/>
-        </w:tabs>
-        <w:ind w:left="425" w:leftChars="0" w:hanging="425" w:firstLineChars="0"/>
-      </w:pPr>
-      <w:rPr>
-        <w:rFonts w:hint="default"/>
-      </w:rPr>
-    </w:lvl>
-  </w:abstractNum>
-  <w:abstractNum w:abstractNumId="7">
     <w:nsid w:val="FC5723F5"/>
     <w:multiLevelType w:val="singleLevel"/>
     <w:tmpl w:val="FC5723F5"/>
@@ -7682,7 +6088,7 @@
       </w:rPr>
     </w:lvl>
   </w:abstractNum>
-  <w:abstractNum w:abstractNumId="8">
+  <w:abstractNum w:abstractNumId="6">
     <w:nsid w:val="FFFFFF7E"/>
     <w:multiLevelType w:val="singleLevel"/>
     <w:tmpl w:val="FFFFFF7E"/>
@@ -7700,7 +6106,7 @@
       </w:pPr>
     </w:lvl>
   </w:abstractNum>
-  <w:abstractNum w:abstractNumId="9">
+  <w:abstractNum w:abstractNumId="7">
     <w:nsid w:val="FFFFFF7F"/>
     <w:multiLevelType w:val="singleLevel"/>
     <w:tmpl w:val="FFFFFF7F"/>
@@ -7718,7 +6124,7 @@
       </w:pPr>
     </w:lvl>
   </w:abstractNum>
-  <w:abstractNum w:abstractNumId="10">
+  <w:abstractNum w:abstractNumId="8">
     <w:nsid w:val="FFFFFF82"/>
     <w:multiLevelType w:val="singleLevel"/>
     <w:tmpl w:val="FFFFFF82"/>
@@ -7739,7 +6145,7 @@
       </w:rPr>
     </w:lvl>
   </w:abstractNum>
-  <w:abstractNum w:abstractNumId="11">
+  <w:abstractNum w:abstractNumId="9">
     <w:nsid w:val="FFFFFF83"/>
     <w:multiLevelType w:val="singleLevel"/>
     <w:tmpl w:val="FFFFFF83"/>
@@ -7760,7 +6166,7 @@
       </w:rPr>
     </w:lvl>
   </w:abstractNum>
-  <w:abstractNum w:abstractNumId="12">
+  <w:abstractNum w:abstractNumId="10">
     <w:nsid w:val="FFFFFF88"/>
     <w:multiLevelType w:val="singleLevel"/>
     <w:tmpl w:val="FFFFFF88"/>
@@ -7778,7 +6184,7 @@
       </w:pPr>
     </w:lvl>
   </w:abstractNum>
-  <w:abstractNum w:abstractNumId="13">
+  <w:abstractNum w:abstractNumId="11">
     <w:nsid w:val="FFFFFF89"/>
     <w:multiLevelType w:val="singleLevel"/>
     <w:tmpl w:val="FFFFFF89"/>
@@ -7799,7 +6205,7 @@
       </w:rPr>
     </w:lvl>
   </w:abstractNum>
-  <w:abstractNum w:abstractNumId="14">
+  <w:abstractNum w:abstractNumId="12">
     <w:nsid w:val="5EFE7A87"/>
     <w:multiLevelType w:val="singleLevel"/>
     <w:tmpl w:val="5EFE7A87"/>
@@ -7819,7 +6225,7 @@
       </w:rPr>
     </w:lvl>
   </w:abstractNum>
-  <w:abstractNum w:abstractNumId="15">
+  <w:abstractNum w:abstractNumId="13">
     <w:nsid w:val="6DBF4348"/>
     <w:multiLevelType w:val="singleLevel"/>
     <w:tmpl w:val="6DBF4348"/>
@@ -7839,7 +6245,7 @@
       </w:rPr>
     </w:lvl>
   </w:abstractNum>
-  <w:abstractNum w:abstractNumId="16">
+  <w:abstractNum w:abstractNumId="14">
     <w:nsid w:val="735A629F"/>
     <w:multiLevelType w:val="singleLevel"/>
     <w:tmpl w:val="735A629F"/>
@@ -7851,7 +6257,7 @@
       <w:lvlJc w:val="left"/>
     </w:lvl>
   </w:abstractNum>
-  <w:abstractNum w:abstractNumId="17">
+  <w:abstractNum w:abstractNumId="15">
     <w:nsid w:val="7F7F9B83"/>
     <w:multiLevelType w:val="singleLevel"/>
     <w:tmpl w:val="7F7F9B83"/>
@@ -7871,7 +6277,7 @@
       </w:rPr>
     </w:lvl>
   </w:abstractNum>
-  <w:abstractNum w:abstractNumId="18">
+  <w:abstractNum w:abstractNumId="16">
     <w:nsid w:val="7F9E3644"/>
     <w:multiLevelType w:val="singleLevel"/>
     <w:tmpl w:val="7F9E3644"/>
@@ -7891,27 +6297,7 @@
       </w:rPr>
     </w:lvl>
   </w:abstractNum>
-  <w:abstractNum w:abstractNumId="19">
-    <w:nsid w:val="7FFE0C18"/>
-    <w:multiLevelType w:val="singleLevel"/>
-    <w:tmpl w:val="7FFE0C18"/>
-    <w:lvl w:ilvl="0" w:tentative="0">
-      <w:start w:val="1"/>
-      <w:numFmt w:val="bullet"/>
-      <w:lvlText w:val=""/>
-      <w:lvlJc w:val="left"/>
-      <w:pPr>
-        <w:tabs>
-          <w:tab w:val="left" w:pos="420"/>
-        </w:tabs>
-        <w:ind w:left="420" w:leftChars="0" w:hanging="420" w:firstLineChars="0"/>
-      </w:pPr>
-      <w:rPr>
-        <w:rFonts w:hint="default" w:ascii="Wingdings" w:hAnsi="Wingdings"/>
-      </w:rPr>
-    </w:lvl>
-  </w:abstractNum>
-  <w:abstractNum w:abstractNumId="20">
+  <w:abstractNum w:abstractNumId="17">
     <w:nsid w:val="7FFE2B6F"/>
     <w:multiLevelType w:val="singleLevel"/>
     <w:tmpl w:val="7FFE2B6F"/>
@@ -7932,25 +6318,25 @@
     </w:lvl>
   </w:abstractNum>
   <w:num w:numId="1">
-    <w:abstractNumId w:val="13"/>
+    <w:abstractNumId w:val="11"/>
   </w:num>
   <w:num w:numId="2">
-    <w:abstractNumId w:val="11"/>
+    <w:abstractNumId w:val="9"/>
   </w:num>
   <w:num w:numId="3">
+    <w:abstractNumId w:val="8"/>
+  </w:num>
+  <w:num w:numId="4">
     <w:abstractNumId w:val="10"/>
   </w:num>
-  <w:num w:numId="4">
-    <w:abstractNumId w:val="12"/>
-  </w:num>
   <w:num w:numId="5">
-    <w:abstractNumId w:val="9"/>
+    <w:abstractNumId w:val="7"/>
   </w:num>
   <w:num w:numId="6">
-    <w:abstractNumId w:val="8"/>
+    <w:abstractNumId w:val="6"/>
   </w:num>
   <w:num w:numId="7">
-    <w:abstractNumId w:val="20"/>
+    <w:abstractNumId w:val="17"/>
   </w:num>
   <w:num w:numId="8">
     <w:abstractNumId w:val="1"/>
@@ -7959,40 +6345,31 @@
     <w:abstractNumId w:val="3"/>
   </w:num>
   <w:num w:numId="10">
-    <w:abstractNumId w:val="18"/>
+    <w:abstractNumId w:val="16"/>
   </w:num>
   <w:num w:numId="11">
-    <w:abstractNumId w:val="15"/>
+    <w:abstractNumId w:val="13"/>
   </w:num>
   <w:num w:numId="12">
     <w:abstractNumId w:val="0"/>
   </w:num>
   <w:num w:numId="13">
-    <w:abstractNumId w:val="7"/>
+    <w:abstractNumId w:val="5"/>
   </w:num>
   <w:num w:numId="14">
     <w:abstractNumId w:val="2"/>
   </w:num>
   <w:num w:numId="15">
-    <w:abstractNumId w:val="16"/>
+    <w:abstractNumId w:val="14"/>
   </w:num>
   <w:num w:numId="16">
-    <w:abstractNumId w:val="14"/>
+    <w:abstractNumId w:val="12"/>
   </w:num>
   <w:num w:numId="17">
-    <w:abstractNumId w:val="17"/>
+    <w:abstractNumId w:val="15"/>
   </w:num>
   <w:num w:numId="18">
     <w:abstractNumId w:val="4"/>
-  </w:num>
-  <w:num w:numId="19">
-    <w:abstractNumId w:val="6"/>
-  </w:num>
-  <w:num w:numId="20">
-    <w:abstractNumId w:val="19"/>
-  </w:num>
-  <w:num w:numId="21">
-    <w:abstractNumId w:val="5"/>
   </w:num>
 </w:numbering>
 </file>
